--- a/docx/Generic/gitlab.docx
+++ b/docx/Generic/gitlab.docx
@@ -1168,8 +1168,16 @@
       <w:tblPr>
         <w:tblStyle w:val="Table"/>
         <w:tblW w:type="pct" w:w="5000"/>
-        <w:tblLayout w:type="fixed"/>
+        <w:tblLayout w:type="autofit"/>
         <w:tblLook w:firstRow="1" w:lastRow="0" w:firstColumn="0" w:lastColumn="0" w:noHBand="0" w:noVBand="0" w:val="0020"/>
+        <w:tblBorders>
+          <w:top w:val="single" w:sz="6" w:space="0" w:color="auto"/>
+          <w:left w:val="single" w:sz="6" w:space="0" w:color="auto"/>
+          <w:bottom w:val="single" w:sz="6" w:space="0" w:color="auto"/>
+          <w:right w:val="single" w:sz="6" w:space="0" w:color="auto"/>
+          <w:insideH w:val="single" w:sz="6" w:space="0" w:color="auto"/>
+          <w:insideV w:val="single" w:sz="6" w:space="0" w:color="auto"/>
+        </w:tblBorders>
       </w:tblPr>
       <w:tblGrid>
         <w:gridCol w:w="3960"/>
@@ -1558,6 +1566,15 @@
         <w:tblStyle w:val="Table"/>
         <w:tblW w:type="auto" w:w="0"/>
         <w:tblLook w:firstRow="1" w:lastRow="0" w:firstColumn="0" w:lastColumn="0" w:noHBand="0" w:noVBand="0" w:val="0020"/>
+        <w:tblLayout w:type="autofit"/>
+        <w:tblBorders>
+          <w:top w:val="single" w:sz="6" w:space="0" w:color="auto"/>
+          <w:left w:val="single" w:sz="6" w:space="0" w:color="auto"/>
+          <w:bottom w:val="single" w:sz="6" w:space="0" w:color="auto"/>
+          <w:right w:val="single" w:sz="6" w:space="0" w:color="auto"/>
+          <w:insideH w:val="single" w:sz="6" w:space="0" w:color="auto"/>
+          <w:insideV w:val="single" w:sz="6" w:space="0" w:color="auto"/>
+        </w:tblBorders>
       </w:tblPr>
       <w:tblGrid>
         <w:gridCol w:w="3960"/>
@@ -6187,8 +6204,16 @@
       <w:tblPr>
         <w:tblStyle w:val="Table"/>
         <w:tblW w:type="pct" w:w="5000"/>
-        <w:tblLayout w:type="fixed"/>
+        <w:tblLayout w:type="autofit"/>
         <w:tblLook w:firstRow="1" w:lastRow="0" w:firstColumn="0" w:lastColumn="0" w:noHBand="0" w:noVBand="0" w:val="0020"/>
+        <w:tblBorders>
+          <w:top w:val="single" w:sz="6" w:space="0" w:color="auto"/>
+          <w:left w:val="single" w:sz="6" w:space="0" w:color="auto"/>
+          <w:bottom w:val="single" w:sz="6" w:space="0" w:color="auto"/>
+          <w:right w:val="single" w:sz="6" w:space="0" w:color="auto"/>
+          <w:insideH w:val="single" w:sz="6" w:space="0" w:color="auto"/>
+          <w:insideV w:val="single" w:sz="6" w:space="0" w:color="auto"/>
+        </w:tblBorders>
       </w:tblPr>
       <w:tblGrid>
         <w:gridCol w:w="2640"/>
@@ -6551,8 +6576,16 @@
       <w:tblPr>
         <w:tblStyle w:val="Table"/>
         <w:tblW w:type="pct" w:w="5000"/>
-        <w:tblLayout w:type="fixed"/>
+        <w:tblLayout w:type="autofit"/>
         <w:tblLook w:firstRow="1" w:lastRow="0" w:firstColumn="0" w:lastColumn="0" w:noHBand="0" w:noVBand="0" w:val="0020"/>
+        <w:tblBorders>
+          <w:top w:val="single" w:sz="6" w:space="0" w:color="auto"/>
+          <w:left w:val="single" w:sz="6" w:space="0" w:color="auto"/>
+          <w:bottom w:val="single" w:sz="6" w:space="0" w:color="auto"/>
+          <w:right w:val="single" w:sz="6" w:space="0" w:color="auto"/>
+          <w:insideH w:val="single" w:sz="6" w:space="0" w:color="auto"/>
+          <w:insideV w:val="single" w:sz="6" w:space="0" w:color="auto"/>
+        </w:tblBorders>
       </w:tblPr>
       <w:tblGrid>
         <w:gridCol w:w="3960"/>
@@ -6732,8 +6765,16 @@
       <w:tblPr>
         <w:tblStyle w:val="Table"/>
         <w:tblW w:type="pct" w:w="5000"/>
-        <w:tblLayout w:type="fixed"/>
+        <w:tblLayout w:type="autofit"/>
         <w:tblLook w:firstRow="1" w:lastRow="0" w:firstColumn="0" w:lastColumn="0" w:noHBand="0" w:noVBand="0" w:val="0020"/>
+        <w:tblBorders>
+          <w:top w:val="single" w:sz="6" w:space="0" w:color="auto"/>
+          <w:left w:val="single" w:sz="6" w:space="0" w:color="auto"/>
+          <w:bottom w:val="single" w:sz="6" w:space="0" w:color="auto"/>
+          <w:right w:val="single" w:sz="6" w:space="0" w:color="auto"/>
+          <w:insideH w:val="single" w:sz="6" w:space="0" w:color="auto"/>
+          <w:insideV w:val="single" w:sz="6" w:space="0" w:color="auto"/>
+        </w:tblBorders>
       </w:tblPr>
       <w:tblGrid>
         <w:gridCol w:w="2640"/>
@@ -7183,6 +7224,7 @@
     <w:bookmarkEnd w:id="28"/>
     <w:bookmarkEnd w:id="29"/>
     <w:sectPr>
+      <w:pgSz w:w="16838" w:h="11906" w:orient="landscape"/>
       <w:footnotePr>
         <w:numRestart w:val="eachSect"/>
       </w:footnotePr>
@@ -7560,6 +7602,7 @@
   <w:docDefaults>
     <w:rPrDefault>
       <w:rPr>
+        <w:color w:val="auto"/>
         <w:rFonts w:asciiTheme="minorHAnsi" w:cstheme="minorBidi" w:eastAsiaTheme="minorEastAsia" w:hAnsiTheme="minorHAnsi"/>
         <w:sz w:val="24"/>
         <w:szCs w:val="24"/>

--- a/docx/Generic/gitlab.docx
+++ b/docx/Generic/gitlab.docx
@@ -1168,15 +1168,15 @@
       <w:tblPr>
         <w:tblStyle w:val="Table"/>
         <w:tblW w:type="pct" w:w="5000"/>
-        <w:tblLayout w:type="autofit"/>
+        <w:tblLayout w:type="fixed"/>
         <w:tblLook w:firstRow="1" w:lastRow="0" w:firstColumn="0" w:lastColumn="0" w:noHBand="0" w:noVBand="0" w:val="0020"/>
         <w:tblBorders>
-          <w:top w:val="single" w:sz="6" w:space="0" w:color="auto"/>
-          <w:left w:val="single" w:sz="6" w:space="0" w:color="auto"/>
-          <w:bottom w:val="single" w:sz="6" w:space="0" w:color="auto"/>
-          <w:right w:val="single" w:sz="6" w:space="0" w:color="auto"/>
-          <w:insideH w:val="single" w:sz="6" w:space="0" w:color="auto"/>
-          <w:insideV w:val="single" w:sz="6" w:space="0" w:color="auto"/>
+          <w:top w:val="single" w:sz="6" w:space="0" w:color="808080"/>
+          <w:left w:val="single" w:sz="6" w:space="0" w:color="808080"/>
+          <w:bottom w:val="single" w:sz="6" w:space="0" w:color="808080"/>
+          <w:right w:val="single" w:sz="6" w:space="0" w:color="808080"/>
+          <w:insideH w:val="single" w:sz="6" w:space="0" w:color="808080"/>
+          <w:insideV w:val="single" w:sz="6" w:space="0" w:color="808080"/>
         </w:tblBorders>
       </w:tblPr>
       <w:tblGrid>
@@ -1566,14 +1566,13 @@
         <w:tblStyle w:val="Table"/>
         <w:tblW w:type="auto" w:w="0"/>
         <w:tblLook w:firstRow="1" w:lastRow="0" w:firstColumn="0" w:lastColumn="0" w:noHBand="0" w:noVBand="0" w:val="0020"/>
-        <w:tblLayout w:type="autofit"/>
         <w:tblBorders>
-          <w:top w:val="single" w:sz="6" w:space="0" w:color="auto"/>
-          <w:left w:val="single" w:sz="6" w:space="0" w:color="auto"/>
-          <w:bottom w:val="single" w:sz="6" w:space="0" w:color="auto"/>
-          <w:right w:val="single" w:sz="6" w:space="0" w:color="auto"/>
-          <w:insideH w:val="single" w:sz="6" w:space="0" w:color="auto"/>
-          <w:insideV w:val="single" w:sz="6" w:space="0" w:color="auto"/>
+          <w:top w:val="single" w:sz="6" w:space="0" w:color="808080"/>
+          <w:left w:val="single" w:sz="6" w:space="0" w:color="808080"/>
+          <w:bottom w:val="single" w:sz="6" w:space="0" w:color="808080"/>
+          <w:right w:val="single" w:sz="6" w:space="0" w:color="808080"/>
+          <w:insideH w:val="single" w:sz="6" w:space="0" w:color="808080"/>
+          <w:insideV w:val="single" w:sz="6" w:space="0" w:color="808080"/>
         </w:tblBorders>
       </w:tblPr>
       <w:tblGrid>
@@ -6204,15 +6203,15 @@
       <w:tblPr>
         <w:tblStyle w:val="Table"/>
         <w:tblW w:type="pct" w:w="5000"/>
-        <w:tblLayout w:type="autofit"/>
+        <w:tblLayout w:type="fixed"/>
         <w:tblLook w:firstRow="1" w:lastRow="0" w:firstColumn="0" w:lastColumn="0" w:noHBand="0" w:noVBand="0" w:val="0020"/>
         <w:tblBorders>
-          <w:top w:val="single" w:sz="6" w:space="0" w:color="auto"/>
-          <w:left w:val="single" w:sz="6" w:space="0" w:color="auto"/>
-          <w:bottom w:val="single" w:sz="6" w:space="0" w:color="auto"/>
-          <w:right w:val="single" w:sz="6" w:space="0" w:color="auto"/>
-          <w:insideH w:val="single" w:sz="6" w:space="0" w:color="auto"/>
-          <w:insideV w:val="single" w:sz="6" w:space="0" w:color="auto"/>
+          <w:top w:val="single" w:sz="6" w:space="0" w:color="808080"/>
+          <w:left w:val="single" w:sz="6" w:space="0" w:color="808080"/>
+          <w:bottom w:val="single" w:sz="6" w:space="0" w:color="808080"/>
+          <w:right w:val="single" w:sz="6" w:space="0" w:color="808080"/>
+          <w:insideH w:val="single" w:sz="6" w:space="0" w:color="808080"/>
+          <w:insideV w:val="single" w:sz="6" w:space="0" w:color="808080"/>
         </w:tblBorders>
       </w:tblPr>
       <w:tblGrid>
@@ -6576,15 +6575,15 @@
       <w:tblPr>
         <w:tblStyle w:val="Table"/>
         <w:tblW w:type="pct" w:w="5000"/>
-        <w:tblLayout w:type="autofit"/>
+        <w:tblLayout w:type="fixed"/>
         <w:tblLook w:firstRow="1" w:lastRow="0" w:firstColumn="0" w:lastColumn="0" w:noHBand="0" w:noVBand="0" w:val="0020"/>
         <w:tblBorders>
-          <w:top w:val="single" w:sz="6" w:space="0" w:color="auto"/>
-          <w:left w:val="single" w:sz="6" w:space="0" w:color="auto"/>
-          <w:bottom w:val="single" w:sz="6" w:space="0" w:color="auto"/>
-          <w:right w:val="single" w:sz="6" w:space="0" w:color="auto"/>
-          <w:insideH w:val="single" w:sz="6" w:space="0" w:color="auto"/>
-          <w:insideV w:val="single" w:sz="6" w:space="0" w:color="auto"/>
+          <w:top w:val="single" w:sz="6" w:space="0" w:color="808080"/>
+          <w:left w:val="single" w:sz="6" w:space="0" w:color="808080"/>
+          <w:bottom w:val="single" w:sz="6" w:space="0" w:color="808080"/>
+          <w:right w:val="single" w:sz="6" w:space="0" w:color="808080"/>
+          <w:insideH w:val="single" w:sz="6" w:space="0" w:color="808080"/>
+          <w:insideV w:val="single" w:sz="6" w:space="0" w:color="808080"/>
         </w:tblBorders>
       </w:tblPr>
       <w:tblGrid>
@@ -6765,15 +6764,15 @@
       <w:tblPr>
         <w:tblStyle w:val="Table"/>
         <w:tblW w:type="pct" w:w="5000"/>
-        <w:tblLayout w:type="autofit"/>
+        <w:tblLayout w:type="fixed"/>
         <w:tblLook w:firstRow="1" w:lastRow="0" w:firstColumn="0" w:lastColumn="0" w:noHBand="0" w:noVBand="0" w:val="0020"/>
         <w:tblBorders>
-          <w:top w:val="single" w:sz="6" w:space="0" w:color="auto"/>
-          <w:left w:val="single" w:sz="6" w:space="0" w:color="auto"/>
-          <w:bottom w:val="single" w:sz="6" w:space="0" w:color="auto"/>
-          <w:right w:val="single" w:sz="6" w:space="0" w:color="auto"/>
-          <w:insideH w:val="single" w:sz="6" w:space="0" w:color="auto"/>
-          <w:insideV w:val="single" w:sz="6" w:space="0" w:color="auto"/>
+          <w:top w:val="single" w:sz="6" w:space="0" w:color="808080"/>
+          <w:left w:val="single" w:sz="6" w:space="0" w:color="808080"/>
+          <w:bottom w:val="single" w:sz="6" w:space="0" w:color="808080"/>
+          <w:right w:val="single" w:sz="6" w:space="0" w:color="808080"/>
+          <w:insideH w:val="single" w:sz="6" w:space="0" w:color="808080"/>
+          <w:insideV w:val="single" w:sz="6" w:space="0" w:color="808080"/>
         </w:tblBorders>
       </w:tblPr>
       <w:tblGrid>
@@ -7602,7 +7601,6 @@
   <w:docDefaults>
     <w:rPrDefault>
       <w:rPr>
-        <w:color w:val="auto"/>
         <w:rFonts w:asciiTheme="minorHAnsi" w:cstheme="minorBidi" w:eastAsiaTheme="minorEastAsia" w:hAnsiTheme="minorHAnsi"/>
         <w:sz w:val="24"/>
         <w:szCs w:val="24"/>
@@ -8145,6 +8143,14 @@
         <w:bottom w:type="dxa" w:w="0"/>
         <w:right w:type="dxa" w:w="108"/>
       </w:tblCellMar>
+      <w:tblBorders>
+        <w:top w:color="auto" w:space="0" w:sz="6" w:val="single"/>
+        <w:left w:color="auto" w:space="0" w:sz="6" w:val="single"/>
+        <w:bottom w:color="auto" w:space="0" w:sz="6" w:val="single"/>
+        <w:right w:color="auto" w:space="0" w:sz="6" w:val="single"/>
+        <w:insideH w:color="auto" w:space="0" w:sz="6" w:val="single"/>
+        <w:insideV w:color="auto" w:space="0" w:sz="6" w:val="single"/>
+      </w:tblBorders>
     </w:tblPr>
     <w:tblStylePr w:type="firstRow">
       <w:tcPr>

--- a/docx/Generic/gitlab.docx
+++ b/docx/Generic/gitlab.docx
@@ -239,7 +239,7 @@
           <w:numId w:val="1003"/>
         </w:numPr>
       </w:pPr>
-      <w:hyperlink w:anchor="sec16">
+      <w:hyperlink w:anchor="sec15">
         <w:r>
           <w:rPr>
             <w:rStyle w:val="Hyperlink"/>
@@ -256,7 +256,7 @@
           <w:numId w:val="1003"/>
         </w:numPr>
       </w:pPr>
-      <w:hyperlink w:anchor="sec18">
+      <w:hyperlink w:anchor="sec16">
         <w:r>
           <w:rPr>
             <w:rStyle w:val="Hyperlink"/>
@@ -273,7 +273,7 @@
           <w:numId w:val="1001"/>
         </w:numPr>
       </w:pPr>
-      <w:hyperlink w:anchor="sec19">
+      <w:hyperlink w:anchor="sec17">
         <w:r>
           <w:rPr>
             <w:rStyle w:val="Hyperlink"/>
@@ -290,7 +290,7 @@
           <w:numId w:val="1001"/>
         </w:numPr>
       </w:pPr>
-      <w:hyperlink w:anchor="sec20">
+      <w:hyperlink w:anchor="sec18">
         <w:r>
           <w:rPr>
             <w:rStyle w:val="Hyperlink"/>
@@ -307,7 +307,7 @@
           <w:numId w:val="1001"/>
         </w:numPr>
       </w:pPr>
-      <w:hyperlink w:anchor="sec22">
+      <w:hyperlink w:anchor="sec19">
         <w:r>
           <w:rPr>
             <w:rStyle w:val="Hyperlink"/>
@@ -324,7 +324,7 @@
           <w:numId w:val="1001"/>
         </w:numPr>
       </w:pPr>
-      <w:hyperlink w:anchor="sec23">
+      <w:hyperlink w:anchor="sec20">
         <w:r>
           <w:rPr>
             <w:rStyle w:val="Hyperlink"/>
@@ -341,7 +341,7 @@
           <w:numId w:val="1001"/>
         </w:numPr>
       </w:pPr>
-      <w:hyperlink w:anchor="sec24">
+      <w:hyperlink w:anchor="sec21">
         <w:r>
           <w:rPr>
             <w:rStyle w:val="Hyperlink"/>
@@ -358,7 +358,7 @@
           <w:numId w:val="1001"/>
         </w:numPr>
       </w:pPr>
-      <w:hyperlink w:anchor="sec25">
+      <w:hyperlink w:anchor="sec22">
         <w:r>
           <w:rPr>
             <w:rStyle w:val="Hyperlink"/>
@@ -389,25 +389,7 @@
         <w:pStyle w:val="FirstParagraph"/>
       </w:pPr>
       <w:r>
-        <w:t xml:space="preserve">GitLab CI/CD pipeline triggers bridge web-based ticketing systems (iRequest,</w:t>
-      </w:r>
-      <w:r>
-        <w:t xml:space="preserve"> </w:t>
-      </w:r>
-      <w:r>
-        <w:t xml:space="preserve">ServiceNow, Jira) with automated backend PowerShell scripts. The GitLab</w:t>
-      </w:r>
-      <w:r>
-        <w:t xml:space="preserve"> </w:t>
-      </w:r>
-      <w:r>
-        <w:t xml:space="preserve">self-hosted instance is the automation gateway - a REST architecture</w:t>
-      </w:r>
-      <w:r>
-        <w:t xml:space="preserve"> </w:t>
-      </w:r>
-      <w:r>
-        <w:t xml:space="preserve">that bridges web-based ticketing systems with automated backend PowerShell scripts.</w:t>
+        <w:t xml:space="preserve">GitLab CI/CD pipeline triggers bridge web-based ticketing systems (iRequest, ServiceNow, Jira) with automated backend PowerShell scripts. The self-hosted GitLab instance serves as the automation gateway.</w:t>
       </w:r>
     </w:p>
     <w:p>
@@ -427,7 +409,7 @@
         <w:rPr>
           <w:rStyle w:val="VerbatimChar"/>
         </w:rPr>
-        <w:t xml:space="preserve">            │</w:t>
+        <w:t xml:space="preserve">            │  HTTP POST  /api/v4/projects/{id}/trigger/pipeline</w:t>
       </w:r>
       <w:r>
         <w:br/>
@@ -436,7 +418,7 @@
         <w:rPr>
           <w:rStyle w:val="VerbatimChar"/>
         </w:rPr>
-        <w:t xml:space="preserve">            │  HTTP POST  /api/v4/projects/{id}/trigger/pipeline</w:t>
+        <w:t xml:space="preserve">            ▼</w:t>
       </w:r>
       <w:r>
         <w:br/>
@@ -445,6 +427,24 @@
         <w:rPr>
           <w:rStyle w:val="VerbatimChar"/>
         </w:rPr>
+        <w:t xml:space="preserve">     GitLab CI/CD Pipeline</w:t>
+      </w:r>
+      <w:r>
+        <w:br/>
+      </w:r>
+      <w:r>
+        <w:rPr>
+          <w:rStyle w:val="VerbatimChar"/>
+        </w:rPr>
+        <w:t xml:space="preserve">            │  pipeline environment variables (ACTION, CLUSTER_ID …)</w:t>
+      </w:r>
+      <w:r>
+        <w:br/>
+      </w:r>
+      <w:r>
+        <w:rPr>
+          <w:rStyle w:val="VerbatimChar"/>
+        </w:rPr>
         <w:t xml:space="preserve">            ▼</w:t>
       </w:r>
       <w:r>
@@ -454,7 +454,7 @@
         <w:rPr>
           <w:rStyle w:val="VerbatimChar"/>
         </w:rPr>
-        <w:t xml:space="preserve">     GitLab CI/CD Pipeline</w:t>
+        <w:t xml:space="preserve">   Invoke-GitLabMaintenance.ps1  (scripts/gitlab/)</w:t>
       </w:r>
       <w:r>
         <w:br/>
@@ -463,7 +463,7 @@
         <w:rPr>
           <w:rStyle w:val="VerbatimChar"/>
         </w:rPr>
-        <w:t xml:space="preserve">            │</w:t>
+        <w:t xml:space="preserve">            │  calls</w:t>
       </w:r>
       <w:r>
         <w:br/>
@@ -472,7 +472,7 @@
         <w:rPr>
           <w:rStyle w:val="VerbatimChar"/>
         </w:rPr>
-        <w:t xml:space="preserve">            │  pipeline environment variables (ACTION, CLUSTER_ID …)</w:t>
+        <w:t xml:space="preserve">            ▼</w:t>
       </w:r>
       <w:r>
         <w:br/>
@@ -481,52 +481,7 @@
         <w:rPr>
           <w:rStyle w:val="VerbatimChar"/>
         </w:rPr>
-        <w:t xml:space="preserve">            ▼</w:t>
-      </w:r>
-      <w:r>
-        <w:br/>
-      </w:r>
-      <w:r>
-        <w:rPr>
-          <w:rStyle w:val="VerbatimChar"/>
-        </w:rPr>
-        <w:t xml:space="preserve">  Invoke-GitLabMaintenance.ps1  (scripts/gitlab/)</w:t>
-      </w:r>
-      <w:r>
-        <w:br/>
-      </w:r>
-      <w:r>
-        <w:rPr>
-          <w:rStyle w:val="VerbatimChar"/>
-        </w:rPr>
-        <w:t xml:space="preserve">            │</w:t>
-      </w:r>
-      <w:r>
-        <w:br/>
-      </w:r>
-      <w:r>
-        <w:rPr>
-          <w:rStyle w:val="VerbatimChar"/>
-        </w:rPr>
-        <w:t xml:space="preserve">            │  calls</w:t>
-      </w:r>
-      <w:r>
-        <w:br/>
-      </w:r>
-      <w:r>
-        <w:rPr>
-          <w:rStyle w:val="VerbatimChar"/>
-        </w:rPr>
-        <w:t xml:space="preserve">            ▼</w:t>
-      </w:r>
-      <w:r>
-        <w:br/>
-      </w:r>
-      <w:r>
-        <w:rPr>
-          <w:rStyle w:val="VerbatimChar"/>
-        </w:rPr>
-        <w:t xml:space="preserve">   Set-MaintenanceMode  →  SCOM / iLO / OneView</w:t>
+        <w:t xml:space="preserve">    Set-MaintenanceMode  →  SCOM / iLO / OneView</w:t>
       </w:r>
     </w:p>
     <w:p>
@@ -572,16 +527,7 @@
         <w:t xml:space="preserve">.gitlab-ci.yml</w:t>
       </w:r>
       <w:r>
-        <w:t xml:space="preserve"> </w:t>
-      </w:r>
-      <w:r>
-        <w:t xml:space="preserve">and committed to the</w:t>
-      </w:r>
-      <w:r>
-        <w:t xml:space="preserve"> </w:t>
-      </w:r>
-      <w:r>
-        <w:t xml:space="preserve">same repository as the automation scripts.</w:t>
+        <w:t xml:space="preserve">, committed to the same repository as the automation scripts.</w:t>
       </w:r>
     </w:p>
     <w:bookmarkStart w:id="11" w:name="sec5"/>
@@ -1468,13 +1414,7 @@
         <w:pStyle w:val="BodyText"/>
       </w:pPr>
       <w:r>
-        <w:t xml:space="preserve">Variables passed directly in the trigger API payload override the values set</w:t>
-      </w:r>
-      <w:r>
-        <w:t xml:space="preserve"> </w:t>
-      </w:r>
-      <w:r>
-        <w:t xml:space="preserve">in the CI/CD Variables UI for that invocation only.</w:t>
+        <w:t xml:space="preserve">Variables passed directly in the trigger API payload override these values for that invocation only.</w:t>
       </w:r>
     </w:p>
     <w:bookmarkEnd w:id="12"/>
@@ -1499,13 +1439,11 @@
         </w:rPr>
         <w:t xml:space="preserve">scripts/gitlab/Invoke-GitLabMaintenance.ps1</w:t>
       </w:r>
-    </w:p>
-    <w:p>
-      <w:pPr>
-        <w:pStyle w:val="BodyText"/>
-      </w:pPr>
-      <w:r>
-        <w:t xml:space="preserve">Executed as</w:t>
+      <w:r>
+        <w:t xml:space="preserve"> </w:t>
+      </w:r>
+      <w:r>
+        <w:t xml:space="preserve">- executed as</w:t>
       </w:r>
       <w:r>
         <w:t xml:space="preserve"> </w:t>
@@ -1517,7 +1455,10 @@
         <w:t xml:space="preserve">pwsh -File</w:t>
       </w:r>
       <w:r>
-        <w:t xml:space="preserve">. Runs inside the CI runner (not dot-sourced). Calls the</w:t>
+        <w:t xml:space="preserve"> </w:t>
+      </w:r>
+      <w:r>
+        <w:t xml:space="preserve">inside the CI runner. Calls</w:t>
       </w:r>
       <w:r>
         <w:t xml:space="preserve"> </w:t>
@@ -1532,13 +1473,7 @@
         <w:t xml:space="preserve"> </w:t>
       </w:r>
       <w:r>
-        <w:t xml:space="preserve">cmdlet with the CI environment variables, emits</w:t>
-      </w:r>
-      <w:r>
-        <w:t xml:space="preserve"> </w:t>
-      </w:r>
-      <w:r>
-        <w:t xml:space="preserve">a JSON result line, and writes an artifact to</w:t>
+        <w:t xml:space="preserve">with the CI environment variables, emits a JSON result line, and writes an artifact to</w:t>
       </w:r>
       <w:r>
         <w:t xml:space="preserve"> </w:t>
@@ -1551,14 +1486,6 @@
       </w:r>
       <w:r>
         <w:t xml:space="preserve">.</w:t>
-      </w:r>
-    </w:p>
-    <w:p>
-      <w:pPr>
-        <w:pStyle w:val="BodyText"/>
-      </w:pPr>
-      <w:r>
-        <w:t xml:space="preserve">Key environment variables exported to the script:</w:t>
       </w:r>
     </w:p>
     <w:tbl>
@@ -1829,7 +1756,7 @@
               <w:pStyle w:val="Compact"/>
             </w:pPr>
             <w:r>
-              <w:t xml:space="preserve">Job ID (for log/artifact naming)</w:t>
+              <w:t xml:space="preserve">Job ID (log/artifact naming)</w:t>
             </w:r>
           </w:p>
         </w:tc>
@@ -1964,14 +1891,6 @@
       </w:pPr>
       <w:r>
         <w:t xml:space="preserve">Step 2 - Generate a Pipeline Trigger Token</w:t>
-      </w:r>
-    </w:p>
-    <w:p>
-      <w:pPr>
-        <w:pStyle w:val="FirstParagraph"/>
-      </w:pPr>
-      <w:r>
-        <w:t xml:space="preserve">The Pipeline Trigger Token authenticates pipeline launches from external systems.</w:t>
       </w:r>
     </w:p>
     <w:p>
@@ -1983,7 +1902,7 @@
         </w:numPr>
       </w:pPr>
       <w:r>
-        <w:t xml:space="preserve">In GitLab, navigate to the project →</w:t>
+        <w:t xml:space="preserve">Project →</w:t>
       </w:r>
       <w:r>
         <w:t xml:space="preserve"> </w:t>
@@ -1994,6 +1913,22 @@
           <w:bCs/>
         </w:rPr>
         <w:t xml:space="preserve">Settings &gt; CI/CD &gt; Pipeline triggers</w:t>
+      </w:r>
+      <w:r>
+        <w:t xml:space="preserve"> </w:t>
+      </w:r>
+      <w:r>
+        <w:t xml:space="preserve">→</w:t>
+      </w:r>
+      <w:r>
+        <w:t xml:space="preserve"> </w:t>
+      </w:r>
+      <w:r>
+        <w:rPr>
+          <w:b/>
+          <w:bCs/>
+        </w:rPr>
+        <w:t xml:space="preserve">Add trigger</w:t>
       </w:r>
     </w:p>
     <w:p>
@@ -2005,17 +1940,19 @@
         </w:numPr>
       </w:pPr>
       <w:r>
-        <w:t xml:space="preserve">Click</w:t>
-      </w:r>
-      <w:r>
-        <w:t xml:space="preserve"> </w:t>
-      </w:r>
-      <w:r>
-        <w:rPr>
-          <w:b/>
-          <w:bCs/>
-        </w:rPr>
-        <w:t xml:space="preserve">Add trigger</w:t>
+        <w:t xml:space="preserve">Give it a description (e.g.,</w:t>
+      </w:r>
+      <w:r>
+        <w:t xml:space="preserve"> </w:t>
+      </w:r>
+      <w:r>
+        <w:rPr>
+          <w:rStyle w:val="VerbatimChar"/>
+        </w:rPr>
+        <w:t xml:space="preserve">iRequest-Link</w:t>
+      </w:r>
+      <w:r>
+        <w:t xml:space="preserve">)</w:t>
       </w:r>
     </w:p>
     <w:p>
@@ -2027,36 +1964,6 @@
         </w:numPr>
       </w:pPr>
       <w:r>
-        <w:t xml:space="preserve">Give it a description (e.g.,</w:t>
-      </w:r>
-      <w:r>
-        <w:t xml:space="preserve"> </w:t>
-      </w:r>
-      <w:r>
-        <w:rPr>
-          <w:rStyle w:val="VerbatimChar"/>
-        </w:rPr>
-        <w:t xml:space="preserve">iRequest-Link</w:t>
-      </w:r>
-      <w:r>
-        <w:t xml:space="preserve">)</w:t>
-      </w:r>
-    </w:p>
-    <w:p>
-      <w:pPr>
-        <w:pStyle w:val="Compact"/>
-        <w:numPr>
-          <w:ilvl w:val="0"/>
-          <w:numId w:val="1004"/>
-        </w:numPr>
-      </w:pPr>
-      <w:r>
-        <w:t xml:space="preserve">Click</w:t>
-      </w:r>
-      <w:r>
-        <w:t xml:space="preserve"> </w:t>
-      </w:r>
-      <w:r>
         <w:rPr>
           <w:b/>
           <w:bCs/>
@@ -2083,7 +1990,7 @@
         <w:t xml:space="preserve"> </w:t>
       </w:r>
       <w:r>
-        <w:t xml:space="preserve">- it is displayed</w:t>
+        <w:t xml:space="preserve">- displayed</w:t>
       </w:r>
       <w:r>
         <w:t xml:space="preserve"> </w:t>
@@ -2129,19 +2036,7 @@
         <w:t xml:space="preserve"> </w:t>
       </w:r>
       <w:r>
-        <w:t xml:space="preserve">scope) can be used interchangeably. Pipeline</w:t>
-      </w:r>
-      <w:r>
-        <w:t xml:space="preserve"> </w:t>
-      </w:r>
-      <w:r>
-        <w:t xml:space="preserve">Trigger Tokens are simpler for bare POST-body webhooks; Project Access Tokens</w:t>
-      </w:r>
-      <w:r>
-        <w:t xml:space="preserve"> </w:t>
-      </w:r>
-      <w:r>
-        <w:t xml:space="preserve">can also call non-trigger API endpoints.</w:t>
+        <w:t xml:space="preserve">scope) can be used interchangeably. Trigger Tokens suit bare POST-body webhooks; PATs can also call non-trigger endpoints.</w:t>
       </w:r>
     </w:p>
     <w:p>
@@ -2149,13 +2044,7 @@
         <w:pStyle w:val="FirstParagraph"/>
       </w:pPr>
       <w:r>
-        <w:t xml:space="preserve">Keep in a secure secret store (CyberArk, Vault, etc.). The token value is</w:t>
-      </w:r>
-      <w:r>
-        <w:t xml:space="preserve"> </w:t>
-      </w:r>
-      <w:r>
-        <w:t xml:space="preserve">required in both</w:t>
+        <w:t xml:space="preserve">Store in a secure secret store (CyberArk, Vault). Required by both</w:t>
       </w:r>
       <w:r>
         <w:t xml:space="preserve"> </w:t>
@@ -2170,7 +2059,7 @@
         <w:t xml:space="preserve"> </w:t>
       </w:r>
       <w:r>
-        <w:t xml:space="preserve">and any manual curl test.</w:t>
+        <w:t xml:space="preserve">and manual curl.</w:t>
       </w:r>
     </w:p>
     <w:p>
@@ -2290,12 +2179,6 @@
         <w:pStyle w:val="FirstParagraph"/>
       </w:pPr>
       <w:r>
-        <w:t xml:space="preserve">The</w:t>
-      </w:r>
-      <w:r>
-        <w:t xml:space="preserve"> </w:t>
-      </w:r>
-      <w:r>
         <w:rPr>
           <w:rStyle w:val="VerbatimChar"/>
         </w:rPr>
@@ -2305,42 +2188,17 @@
         <w:t xml:space="preserve"> </w:t>
       </w:r>
       <w:r>
-        <w:t xml:space="preserve">is the numeric GitLab project ID, found at</w:t>
-      </w:r>
-      <w:r>
-        <w:t xml:space="preserve"> </w:t>
+        <w:t xml:space="preserve">is the numeric GitLab project ID (</w:t>
       </w:r>
       <w:r>
         <w:rPr>
           <w:b/>
           <w:bCs/>
         </w:rPr>
-        <w:t xml:space="preserve">Project Settings &gt;</w:t>
-      </w:r>
-      <w:r>
-        <w:rPr>
-          <w:b/>
-          <w:bCs/>
-        </w:rPr>
-        <w:t xml:space="preserve"> </w:t>
-      </w:r>
-      <w:r>
-        <w:rPr>
-          <w:b/>
-          <w:bCs/>
-        </w:rPr>
-        <w:t xml:space="preserve">General &gt; Advanced &gt; Project ID</w:t>
-      </w:r>
-      <w:r>
-        <w:t xml:space="preserve">.</w:t>
-      </w:r>
-    </w:p>
-    <w:p>
-      <w:pPr>
-        <w:pStyle w:val="BodyText"/>
-      </w:pPr>
-      <w:r>
-        <w:t xml:space="preserve">The</w:t>
+        <w:t xml:space="preserve">Project Settings &gt; General &gt; Advanced &gt; Project ID</w:t>
+      </w:r>
+      <w:r>
+        <w:t xml:space="preserve">).</w:t>
       </w:r>
       <w:r>
         <w:t xml:space="preserve"> </w:t>
@@ -2355,13 +2213,7 @@
         <w:t xml:space="preserve"> </w:t>
       </w:r>
       <w:r>
-        <w:t xml:space="preserve">parameter specifies the branch or tag the pipeline runs against</w:t>
-      </w:r>
-      <w:r>
-        <w:t xml:space="preserve"> </w:t>
-      </w:r>
-      <w:r>
-        <w:t xml:space="preserve">(</w:t>
+        <w:t xml:space="preserve">is the branch/tag (</w:t>
       </w:r>
       <w:r>
         <w:rPr>
@@ -2370,10 +2222,7 @@
         <w:t xml:space="preserve">main</w:t>
       </w:r>
       <w:r>
-        <w:t xml:space="preserve"> </w:t>
-      </w:r>
-      <w:r>
-        <w:t xml:space="preserve">in most cases).</w:t>
+        <w:t xml:space="preserve">).</w:t>
       </w:r>
     </w:p>
     <w:bookmarkEnd w:id="16"/>
@@ -2811,13 +2660,10 @@
         <w:t xml:space="preserve">{</w:t>
       </w:r>
       <w:r>
-        <w:br/>
-      </w:r>
-      <w:r>
-        <w:rPr>
-          <w:rStyle w:val="NormalTok"/>
-        </w:rPr>
-        <w:t xml:space="preserve">    token     </w:t>
+        <w:rPr>
+          <w:rStyle w:val="NormalTok"/>
+        </w:rPr>
+        <w:t xml:space="preserve"> token </w:t>
       </w:r>
       <w:r>
         <w:rPr>
@@ -2838,18 +2684,21 @@
         <w:t xml:space="preserve">$TriggerToken</w:t>
       </w:r>
       <w:r>
-        <w:br/>
-      </w:r>
-      <w:r>
-        <w:rPr>
-          <w:rStyle w:val="NormalTok"/>
-        </w:rPr>
-        <w:t xml:space="preserve">    ref       </w:t>
-      </w:r>
-      <w:r>
         <w:rPr>
           <w:rStyle w:val="OperatorTok"/>
         </w:rPr>
+        <w:t xml:space="preserve">;</w:t>
+      </w:r>
+      <w:r>
+        <w:rPr>
+          <w:rStyle w:val="NormalTok"/>
+        </w:rPr>
+        <w:t xml:space="preserve"> ref </w:t>
+      </w:r>
+      <w:r>
+        <w:rPr>
+          <w:rStyle w:val="OperatorTok"/>
+        </w:rPr>
         <w:t xml:space="preserve">=</w:t>
       </w:r>
       <w:r>
@@ -2865,18 +2714,21 @@
         <w:t xml:space="preserve">"main"</w:t>
       </w:r>
       <w:r>
-        <w:br/>
-      </w:r>
-      <w:r>
-        <w:rPr>
-          <w:rStyle w:val="NormalTok"/>
-        </w:rPr>
-        <w:t xml:space="preserve">    variables </w:t>
-      </w:r>
-      <w:r>
         <w:rPr>
           <w:rStyle w:val="OperatorTok"/>
         </w:rPr>
+        <w:t xml:space="preserve">;</w:t>
+      </w:r>
+      <w:r>
+        <w:rPr>
+          <w:rStyle w:val="NormalTok"/>
+        </w:rPr>
+        <w:t xml:space="preserve"> variables </w:t>
+      </w:r>
+      <w:r>
+        <w:rPr>
+          <w:rStyle w:val="OperatorTok"/>
+        </w:rPr>
         <w:t xml:space="preserve">=</w:t>
       </w:r>
       <w:r>
@@ -2892,7 +2744,10 @@
         <w:t xml:space="preserve">$Variables</w:t>
       </w:r>
       <w:r>
-        <w:br/>
+        <w:rPr>
+          <w:rStyle w:val="NormalTok"/>
+        </w:rPr>
+        <w:t xml:space="preserve"> </w:t>
       </w:r>
       <w:r>
         <w:rPr>
@@ -3304,13 +3159,7 @@
         <w:pStyle w:val="FirstParagraph"/>
       </w:pPr>
       <w:r>
-        <w:t xml:space="preserve">Instead of crafting the POST call directly, iRequest can call the pre-built</w:t>
-      </w:r>
-      <w:r>
-        <w:t xml:space="preserve"> </w:t>
-      </w:r>
-      <w:r>
-        <w:t xml:space="preserve">function in</w:t>
+        <w:t xml:space="preserve">Use the pre-built function in</w:t>
       </w:r>
       <w:r>
         <w:t xml:space="preserve"> </w:t>
@@ -3324,8 +3173,533 @@
         <w:t xml:space="preserve">scripts/gitlab/Send-GitLabMaintenanceRequest.ps1</w:t>
       </w:r>
       <w:r>
+        <w:t xml:space="preserve">:</w:t>
+      </w:r>
+    </w:p>
+    <w:p>
+      <w:pPr>
+        <w:pStyle w:val="SourceCode"/>
+      </w:pPr>
+      <w:r>
+        <w:rPr>
+          <w:rStyle w:val="CommentTok"/>
+        </w:rPr>
+        <w:t xml:space="preserve"># Dot-source the module {#sec14}</w:t>
+      </w:r>
+      <w:r>
+        <w:br/>
+      </w:r>
+      <w:r>
+        <w:rPr>
+          <w:rStyle w:val="OperatorTok"/>
+        </w:rPr>
         <w:t xml:space="preserve">.</w:t>
       </w:r>
+      <w:r>
+        <w:rPr>
+          <w:rStyle w:val="NormalTok"/>
+        </w:rPr>
+        <w:t xml:space="preserve"> </w:t>
+      </w:r>
+      <w:r>
+        <w:rPr>
+          <w:rStyle w:val="OperatorTok"/>
+        </w:rPr>
+        <w:t xml:space="preserve">./</w:t>
+      </w:r>
+      <w:r>
+        <w:rPr>
+          <w:rStyle w:val="NormalTok"/>
+        </w:rPr>
+        <w:t xml:space="preserve">scripts</w:t>
+      </w:r>
+      <w:r>
+        <w:rPr>
+          <w:rStyle w:val="OperatorTok"/>
+        </w:rPr>
+        <w:t xml:space="preserve">/</w:t>
+      </w:r>
+      <w:r>
+        <w:rPr>
+          <w:rStyle w:val="NormalTok"/>
+        </w:rPr>
+        <w:t xml:space="preserve">gitlab</w:t>
+      </w:r>
+      <w:r>
+        <w:rPr>
+          <w:rStyle w:val="OperatorTok"/>
+        </w:rPr>
+        <w:t xml:space="preserve">/</w:t>
+      </w:r>
+      <w:r>
+        <w:rPr>
+          <w:rStyle w:val="NormalTok"/>
+        </w:rPr>
+        <w:t xml:space="preserve">Send-GitLabMaintenanceRequest</w:t>
+      </w:r>
+      <w:r>
+        <w:rPr>
+          <w:rStyle w:val="OperatorTok"/>
+        </w:rPr>
+        <w:t xml:space="preserve">.</w:t>
+      </w:r>
+      <w:r>
+        <w:rPr>
+          <w:rStyle w:val="FunctionTok"/>
+        </w:rPr>
+        <w:t xml:space="preserve">ps1</w:t>
+      </w:r>
+      <w:r>
+        <w:br/>
+      </w:r>
+      <w:r>
+        <w:br/>
+      </w:r>
+      <w:r>
+        <w:rPr>
+          <w:rStyle w:val="NormalTok"/>
+        </w:rPr>
+        <w:t xml:space="preserve">Send-GitLabMaintenanceRequest `</w:t>
+      </w:r>
+      <w:r>
+        <w:br/>
+      </w:r>
+      <w:r>
+        <w:rPr>
+          <w:rStyle w:val="NormalTok"/>
+        </w:rPr>
+        <w:t xml:space="preserve">    </w:t>
+      </w:r>
+      <w:r>
+        <w:rPr>
+          <w:rStyle w:val="OperatorTok"/>
+        </w:rPr>
+        <w:t xml:space="preserve">-</w:t>
+      </w:r>
+      <w:r>
+        <w:rPr>
+          <w:rStyle w:val="NormalTok"/>
+        </w:rPr>
+        <w:t xml:space="preserve">Action         </w:t>
+      </w:r>
+      <w:r>
+        <w:rPr>
+          <w:rStyle w:val="StringTok"/>
+        </w:rPr>
+        <w:t xml:space="preserve">"enable"</w:t>
+      </w:r>
+      <w:r>
+        <w:rPr>
+          <w:rStyle w:val="NormalTok"/>
+        </w:rPr>
+        <w:t xml:space="preserve"> `</w:t>
+      </w:r>
+      <w:r>
+        <w:br/>
+      </w:r>
+      <w:r>
+        <w:rPr>
+          <w:rStyle w:val="NormalTok"/>
+        </w:rPr>
+        <w:t xml:space="preserve">    </w:t>
+      </w:r>
+      <w:r>
+        <w:rPr>
+          <w:rStyle w:val="OperatorTok"/>
+        </w:rPr>
+        <w:t xml:space="preserve">-</w:t>
+      </w:r>
+      <w:r>
+        <w:rPr>
+          <w:rStyle w:val="NormalTok"/>
+        </w:rPr>
+        <w:t xml:space="preserve">TargetId      </w:t>
+      </w:r>
+      <w:r>
+        <w:rPr>
+          <w:rStyle w:val="StringTok"/>
+        </w:rPr>
+        <w:t xml:space="preserve">"CLU-CLUSTER-01"</w:t>
+      </w:r>
+      <w:r>
+        <w:rPr>
+          <w:rStyle w:val="NormalTok"/>
+        </w:rPr>
+        <w:t xml:space="preserve"> `</w:t>
+      </w:r>
+      <w:r>
+        <w:br/>
+      </w:r>
+      <w:r>
+        <w:rPr>
+          <w:rStyle w:val="NormalTok"/>
+        </w:rPr>
+        <w:t xml:space="preserve">    </w:t>
+      </w:r>
+      <w:r>
+        <w:rPr>
+          <w:rStyle w:val="OperatorTok"/>
+        </w:rPr>
+        <w:t xml:space="preserve">-</w:t>
+      </w:r>
+      <w:r>
+        <w:rPr>
+          <w:rStyle w:val="NormalTok"/>
+        </w:rPr>
+        <w:t xml:space="preserve">Start          </w:t>
+      </w:r>
+      <w:r>
+        <w:rPr>
+          <w:rStyle w:val="StringTok"/>
+        </w:rPr>
+        <w:t xml:space="preserve">"now"</w:t>
+      </w:r>
+      <w:r>
+        <w:rPr>
+          <w:rStyle w:val="NormalTok"/>
+        </w:rPr>
+        <w:t xml:space="preserve"> `</w:t>
+      </w:r>
+      <w:r>
+        <w:br/>
+      </w:r>
+      <w:r>
+        <w:rPr>
+          <w:rStyle w:val="NormalTok"/>
+        </w:rPr>
+        <w:t xml:space="preserve">    </w:t>
+      </w:r>
+      <w:r>
+        <w:rPr>
+          <w:rStyle w:val="OperatorTok"/>
+        </w:rPr>
+        <w:t xml:space="preserve">-</w:t>
+      </w:r>
+      <w:r>
+        <w:rPr>
+          <w:rStyle w:val="NormalTok"/>
+        </w:rPr>
+        <w:t xml:space="preserve">End            </w:t>
+      </w:r>
+      <w:r>
+        <w:rPr>
+          <w:rStyle w:val="StringTok"/>
+        </w:rPr>
+        <w:t xml:space="preserve">"2026-05-17 13:00"</w:t>
+      </w:r>
+      <w:r>
+        <w:rPr>
+          <w:rStyle w:val="NormalTok"/>
+        </w:rPr>
+        <w:t xml:space="preserve"> `</w:t>
+      </w:r>
+      <w:r>
+        <w:br/>
+      </w:r>
+      <w:r>
+        <w:rPr>
+          <w:rStyle w:val="NormalTok"/>
+        </w:rPr>
+        <w:t xml:space="preserve">    </w:t>
+      </w:r>
+      <w:r>
+        <w:rPr>
+          <w:rStyle w:val="OperatorTok"/>
+        </w:rPr>
+        <w:t xml:space="preserve">-</w:t>
+      </w:r>
+      <w:r>
+        <w:rPr>
+          <w:rStyle w:val="NormalTok"/>
+        </w:rPr>
+        <w:t xml:space="preserve">GitLabUrl      </w:t>
+      </w:r>
+      <w:r>
+        <w:rPr>
+          <w:rStyle w:val="StringTok"/>
+        </w:rPr>
+        <w:t xml:space="preserve">"https://gitlab.example.com"</w:t>
+      </w:r>
+      <w:r>
+        <w:rPr>
+          <w:rStyle w:val="NormalTok"/>
+        </w:rPr>
+        <w:t xml:space="preserve"> `</w:t>
+      </w:r>
+      <w:r>
+        <w:br/>
+      </w:r>
+      <w:r>
+        <w:rPr>
+          <w:rStyle w:val="NormalTok"/>
+        </w:rPr>
+        <w:t xml:space="preserve">    </w:t>
+      </w:r>
+      <w:r>
+        <w:rPr>
+          <w:rStyle w:val="OperatorTok"/>
+        </w:rPr>
+        <w:t xml:space="preserve">-</w:t>
+      </w:r>
+      <w:r>
+        <w:rPr>
+          <w:rStyle w:val="NormalTok"/>
+        </w:rPr>
+        <w:t xml:space="preserve">ProjectId      </w:t>
+      </w:r>
+      <w:r>
+        <w:rPr>
+          <w:rStyle w:val="StringTok"/>
+        </w:rPr>
+        <w:t xml:space="preserve">"12345"</w:t>
+      </w:r>
+      <w:r>
+        <w:rPr>
+          <w:rStyle w:val="NormalTok"/>
+        </w:rPr>
+        <w:t xml:space="preserve"> `</w:t>
+      </w:r>
+      <w:r>
+        <w:br/>
+      </w:r>
+      <w:r>
+        <w:rPr>
+          <w:rStyle w:val="NormalTok"/>
+        </w:rPr>
+        <w:t xml:space="preserve">    </w:t>
+      </w:r>
+      <w:r>
+        <w:rPr>
+          <w:rStyle w:val="OperatorTok"/>
+        </w:rPr>
+        <w:t xml:space="preserve">-</w:t>
+      </w:r>
+      <w:r>
+        <w:rPr>
+          <w:rStyle w:val="NormalTok"/>
+        </w:rPr>
+        <w:t xml:space="preserve">TriggerToken   </w:t>
+      </w:r>
+      <w:r>
+        <w:rPr>
+          <w:rStyle w:val="StringTok"/>
+        </w:rPr>
+        <w:t xml:space="preserve">"glptt-xxxxxxxxxxxx"</w:t>
+      </w:r>
+      <w:r>
+        <w:rPr>
+          <w:rStyle w:val="NormalTok"/>
+        </w:rPr>
+        <w:t xml:space="preserve"> `</w:t>
+      </w:r>
+      <w:r>
+        <w:br/>
+      </w:r>
+      <w:r>
+        <w:rPr>
+          <w:rStyle w:val="NormalTok"/>
+        </w:rPr>
+        <w:t xml:space="preserve">    </w:t>
+      </w:r>
+      <w:r>
+        <w:rPr>
+          <w:rStyle w:val="OperatorTok"/>
+        </w:rPr>
+        <w:t xml:space="preserve">-</w:t>
+      </w:r>
+      <w:r>
+        <w:rPr>
+          <w:rStyle w:val="NormalTok"/>
+        </w:rPr>
+        <w:t xml:space="preserve">GitRef         </w:t>
+      </w:r>
+      <w:r>
+        <w:rPr>
+          <w:rStyle w:val="StringTok"/>
+        </w:rPr>
+        <w:t xml:space="preserve">"main"</w:t>
+      </w:r>
+      <w:r>
+        <w:rPr>
+          <w:rStyle w:val="NormalTok"/>
+        </w:rPr>
+        <w:t xml:space="preserve"> `</w:t>
+      </w:r>
+      <w:r>
+        <w:br/>
+      </w:r>
+      <w:r>
+        <w:rPr>
+          <w:rStyle w:val="NormalTok"/>
+        </w:rPr>
+        <w:t xml:space="preserve">    </w:t>
+      </w:r>
+      <w:r>
+        <w:rPr>
+          <w:rStyle w:val="OperatorTok"/>
+        </w:rPr>
+        <w:t xml:space="preserve">-</w:t>
+      </w:r>
+      <w:r>
+        <w:rPr>
+          <w:rStyle w:val="NormalTok"/>
+        </w:rPr>
+        <w:t xml:space="preserve">JobToken       </w:t>
+      </w:r>
+      <w:r>
+        <w:rPr>
+          <w:rStyle w:val="VariableTok"/>
+        </w:rPr>
+        <w:t xml:space="preserve">$env</w:t>
+      </w:r>
+      <w:r>
+        <w:rPr>
+          <w:rStyle w:val="OperatorTok"/>
+        </w:rPr>
+        <w:t xml:space="preserve">:</w:t>
+      </w:r>
+      <w:r>
+        <w:rPr>
+          <w:rStyle w:val="VariableTok"/>
+        </w:rPr>
+        <w:t xml:space="preserve">GITLAB_JOB_TOKEN</w:t>
+      </w:r>
+      <w:r>
+        <w:rPr>
+          <w:rStyle w:val="NormalTok"/>
+        </w:rPr>
+        <w:t xml:space="preserve"> `</w:t>
+      </w:r>
+      <w:r>
+        <w:br/>
+      </w:r>
+      <w:r>
+        <w:rPr>
+          <w:rStyle w:val="NormalTok"/>
+        </w:rPr>
+        <w:t xml:space="preserve">    </w:t>
+      </w:r>
+      <w:r>
+        <w:rPr>
+          <w:rStyle w:val="OperatorTok"/>
+        </w:rPr>
+        <w:t xml:space="preserve">-</w:t>
+      </w:r>
+      <w:r>
+        <w:rPr>
+          <w:rStyle w:val="NormalTok"/>
+        </w:rPr>
+        <w:t xml:space="preserve">TimeoutSeconds </w:t>
+      </w:r>
+      <w:r>
+        <w:rPr>
+          <w:rStyle w:val="DecValTok"/>
+        </w:rPr>
+        <w:t xml:space="preserve">600</w:t>
+      </w:r>
+    </w:p>
+    <w:p>
+      <w:pPr>
+        <w:pStyle w:val="FirstParagraph"/>
+      </w:pPr>
+      <w:r>
+        <w:t xml:space="preserve">The function: POSTs to</w:t>
+      </w:r>
+      <w:r>
+        <w:t xml:space="preserve"> </w:t>
+      </w:r>
+      <w:r>
+        <w:rPr>
+          <w:rStyle w:val="VerbatimChar"/>
+        </w:rPr>
+        <w:t xml:space="preserve">/trigger/pipeline</w:t>
+      </w:r>
+      <w:r>
+        <w:t xml:space="preserve">; optionally polls status via</w:t>
+      </w:r>
+      <w:r>
+        <w:t xml:space="preserve"> </w:t>
+      </w:r>
+      <w:r>
+        <w:rPr>
+          <w:rStyle w:val="VerbatimChar"/>
+        </w:rPr>
+        <w:t xml:space="preserve">Wait-GitLabMaintenanceResult</w:t>
+      </w:r>
+      <w:r>
+        <w:t xml:space="preserve"> </w:t>
+      </w:r>
+      <w:r>
+        <w:t xml:space="preserve">(using</w:t>
+      </w:r>
+      <w:r>
+        <w:t xml:space="preserve"> </w:t>
+      </w:r>
+      <w:r>
+        <w:rPr>
+          <w:rStyle w:val="VerbatimChar"/>
+        </w:rPr>
+        <w:t xml:space="preserve">GITLAB_JOB_TOKEN</w:t>
+      </w:r>
+      <w:r>
+        <w:t xml:space="preserve">); optionally sends a completion callback; returns a hashtable with</w:t>
+      </w:r>
+      <w:r>
+        <w:t xml:space="preserve"> </w:t>
+      </w:r>
+      <w:r>
+        <w:rPr>
+          <w:rStyle w:val="VerbatimChar"/>
+        </w:rPr>
+        <w:t xml:space="preserve">success</w:t>
+      </w:r>
+      <w:r>
+        <w:t xml:space="preserve">,</w:t>
+      </w:r>
+      <w:r>
+        <w:t xml:space="preserve"> </w:t>
+      </w:r>
+      <w:r>
+        <w:rPr>
+          <w:rStyle w:val="VerbatimChar"/>
+        </w:rPr>
+        <w:t xml:space="preserve">pipeline_id</w:t>
+      </w:r>
+      <w:r>
+        <w:t xml:space="preserve">,</w:t>
+      </w:r>
+      <w:r>
+        <w:t xml:space="preserve"> </w:t>
+      </w:r>
+      <w:r>
+        <w:rPr>
+          <w:rStyle w:val="VerbatimChar"/>
+        </w:rPr>
+        <w:t xml:space="preserve">web_url</w:t>
+      </w:r>
+      <w:r>
+        <w:t xml:space="preserve">,</w:t>
+      </w:r>
+      <w:r>
+        <w:t xml:space="preserve"> </w:t>
+      </w:r>
+      <w:r>
+        <w:rPr>
+          <w:rStyle w:val="VerbatimChar"/>
+        </w:rPr>
+        <w:t xml:space="preserve">status</w:t>
+      </w:r>
+      <w:r>
+        <w:t xml:space="preserve">.</w:t>
+      </w:r>
+    </w:p>
+    <w:p>
+      <w:pPr>
+        <w:pStyle w:val="BodyText"/>
+      </w:pPr>
+      <w:r>
+        <w:t xml:space="preserve">Fire-and-forget (no callback wait):</w:t>
+      </w:r>
     </w:p>
     <w:p>
       <w:pPr>
@@ -3333,429 +3707,61 @@
       </w:pPr>
       <w:r>
         <w:rPr>
-          <w:rStyle w:val="CommentTok"/>
-        </w:rPr>
-        <w:t xml:space="preserve"># Dot-source the module {#sec14}</w:t>
-      </w:r>
-      <w:r>
-        <w:br/>
+          <w:rStyle w:val="NormalTok"/>
+        </w:rPr>
+        <w:t xml:space="preserve">Send-GitLabMaintenanceRequest </w:t>
       </w:r>
       <w:r>
         <w:rPr>
           <w:rStyle w:val="OperatorTok"/>
         </w:rPr>
-        <w:t xml:space="preserve">.</w:t>
-      </w:r>
-      <w:r>
-        <w:rPr>
-          <w:rStyle w:val="NormalTok"/>
-        </w:rPr>
-        <w:t xml:space="preserve"> </w:t>
+        <w:t xml:space="preserve">-</w:t>
+      </w:r>
+      <w:r>
+        <w:rPr>
+          <w:rStyle w:val="NormalTok"/>
+        </w:rPr>
+        <w:t xml:space="preserve">Action enable </w:t>
       </w:r>
       <w:r>
         <w:rPr>
           <w:rStyle w:val="OperatorTok"/>
         </w:rPr>
-        <w:t xml:space="preserve">./</w:t>
-      </w:r>
-      <w:r>
-        <w:rPr>
-          <w:rStyle w:val="NormalTok"/>
-        </w:rPr>
-        <w:t xml:space="preserve">scripts</w:t>
+        <w:t xml:space="preserve">-</w:t>
+      </w:r>
+      <w:r>
+        <w:rPr>
+          <w:rStyle w:val="NormalTok"/>
+        </w:rPr>
+        <w:t xml:space="preserve">TargetId CLU-CLUSTER-01 </w:t>
       </w:r>
       <w:r>
         <w:rPr>
           <w:rStyle w:val="OperatorTok"/>
         </w:rPr>
-        <w:t xml:space="preserve">/</w:t>
-      </w:r>
-      <w:r>
-        <w:rPr>
-          <w:rStyle w:val="NormalTok"/>
-        </w:rPr>
-        <w:t xml:space="preserve">gitlab</w:t>
-      </w:r>
-      <w:r>
-        <w:rPr>
-          <w:rStyle w:val="OperatorTok"/>
-        </w:rPr>
-        <w:t xml:space="preserve">/</w:t>
-      </w:r>
-      <w:r>
-        <w:rPr>
-          <w:rStyle w:val="NormalTok"/>
-        </w:rPr>
-        <w:t xml:space="preserve">Send-GitLabMaintenanceRequest</w:t>
-      </w:r>
-      <w:r>
-        <w:rPr>
-          <w:rStyle w:val="OperatorTok"/>
-        </w:rPr>
-        <w:t xml:space="preserve">.</w:t>
-      </w:r>
-      <w:r>
-        <w:rPr>
-          <w:rStyle w:val="FunctionTok"/>
-        </w:rPr>
-        <w:t xml:space="preserve">ps1</w:t>
-      </w:r>
-      <w:r>
-        <w:br/>
-      </w:r>
-      <w:r>
-        <w:br/>
-      </w:r>
-      <w:r>
-        <w:rPr>
-          <w:rStyle w:val="CommentTok"/>
-        </w:rPr>
-        <w:t xml:space="preserve"># Trigger a pipeline and wait for completion {#sec15}</w:t>
-      </w:r>
-      <w:r>
-        <w:br/>
-      </w:r>
-      <w:r>
-        <w:rPr>
-          <w:rStyle w:val="NormalTok"/>
-        </w:rPr>
-        <w:t xml:space="preserve">Send-GitLabMaintenanceRequest `</w:t>
-      </w:r>
-      <w:r>
-        <w:br/>
-      </w:r>
-      <w:r>
-        <w:rPr>
-          <w:rStyle w:val="NormalTok"/>
-        </w:rPr>
-        <w:t xml:space="preserve">    </w:t>
-      </w:r>
-      <w:r>
-        <w:rPr>
-          <w:rStyle w:val="OperatorTok"/>
-        </w:rPr>
         <w:t xml:space="preserve">-</w:t>
       </w:r>
       <w:r>
         <w:rPr>
           <w:rStyle w:val="NormalTok"/>
         </w:rPr>
-        <w:t xml:space="preserve">Action         </w:t>
-      </w:r>
-      <w:r>
-        <w:rPr>
-          <w:rStyle w:val="StringTok"/>
-        </w:rPr>
-        <w:t xml:space="preserve">"enable"</w:t>
-      </w:r>
-      <w:r>
-        <w:rPr>
-          <w:rStyle w:val="NormalTok"/>
-        </w:rPr>
-        <w:t xml:space="preserve"> `</w:t>
-      </w:r>
-      <w:r>
-        <w:br/>
-      </w:r>
-      <w:r>
-        <w:rPr>
-          <w:rStyle w:val="NormalTok"/>
-        </w:rPr>
-        <w:t xml:space="preserve">    </w:t>
-      </w:r>
-      <w:r>
-        <w:rPr>
-          <w:rStyle w:val="OperatorTok"/>
-        </w:rPr>
-        <w:t xml:space="preserve">-</w:t>
-      </w:r>
-      <w:r>
-        <w:rPr>
-          <w:rStyle w:val="NormalTok"/>
-        </w:rPr>
-        <w:t xml:space="preserve">TargetId      </w:t>
-      </w:r>
-      <w:r>
-        <w:rPr>
-          <w:rStyle w:val="StringTok"/>
-        </w:rPr>
-        <w:t xml:space="preserve">"CLU-CLUSTER-01"</w:t>
-      </w:r>
-      <w:r>
-        <w:rPr>
-          <w:rStyle w:val="NormalTok"/>
-        </w:rPr>
-        <w:t xml:space="preserve"> `</w:t>
-      </w:r>
-      <w:r>
-        <w:br/>
-      </w:r>
-      <w:r>
-        <w:rPr>
-          <w:rStyle w:val="NormalTok"/>
-        </w:rPr>
-        <w:t xml:space="preserve">    </w:t>
-      </w:r>
-      <w:r>
-        <w:rPr>
-          <w:rStyle w:val="OperatorTok"/>
-        </w:rPr>
-        <w:t xml:space="preserve">-</w:t>
-      </w:r>
-      <w:r>
-        <w:rPr>
-          <w:rStyle w:val="NormalTok"/>
-        </w:rPr>
-        <w:t xml:space="preserve">Start          </w:t>
-      </w:r>
-      <w:r>
-        <w:rPr>
-          <w:rStyle w:val="StringTok"/>
-        </w:rPr>
-        <w:t xml:space="preserve">"now"</w:t>
-      </w:r>
-      <w:r>
-        <w:rPr>
-          <w:rStyle w:val="NormalTok"/>
-        </w:rPr>
-        <w:t xml:space="preserve"> `</w:t>
-      </w:r>
-      <w:r>
-        <w:br/>
-      </w:r>
-      <w:r>
-        <w:rPr>
-          <w:rStyle w:val="NormalTok"/>
-        </w:rPr>
-        <w:t xml:space="preserve">    </w:t>
-      </w:r>
-      <w:r>
-        <w:rPr>
-          <w:rStyle w:val="OperatorTok"/>
-        </w:rPr>
-        <w:t xml:space="preserve">-</w:t>
-      </w:r>
-      <w:r>
-        <w:rPr>
-          <w:rStyle w:val="NormalTok"/>
-        </w:rPr>
-        <w:t xml:space="preserve">End            </w:t>
-      </w:r>
-      <w:r>
-        <w:rPr>
-          <w:rStyle w:val="StringTok"/>
-        </w:rPr>
-        <w:t xml:space="preserve">"2026-05-17 13:00"</w:t>
-      </w:r>
-      <w:r>
-        <w:rPr>
-          <w:rStyle w:val="NormalTok"/>
-        </w:rPr>
-        <w:t xml:space="preserve"> `</w:t>
-      </w:r>
-      <w:r>
-        <w:br/>
-      </w:r>
-      <w:r>
-        <w:rPr>
-          <w:rStyle w:val="NormalTok"/>
-        </w:rPr>
-        <w:t xml:space="preserve">    </w:t>
-      </w:r>
-      <w:r>
-        <w:rPr>
-          <w:rStyle w:val="OperatorTok"/>
-        </w:rPr>
-        <w:t xml:space="preserve">-</w:t>
-      </w:r>
-      <w:r>
-        <w:rPr>
-          <w:rStyle w:val="NormalTok"/>
-        </w:rPr>
-        <w:t xml:space="preserve">GitLabUrl      </w:t>
-      </w:r>
-      <w:r>
-        <w:rPr>
-          <w:rStyle w:val="StringTok"/>
-        </w:rPr>
-        <w:t xml:space="preserve">"https://gitlab.example.com"</w:t>
-      </w:r>
-      <w:r>
-        <w:rPr>
-          <w:rStyle w:val="NormalTok"/>
-        </w:rPr>
-        <w:t xml:space="preserve"> `</w:t>
-      </w:r>
-      <w:r>
-        <w:br/>
-      </w:r>
-      <w:r>
-        <w:rPr>
-          <w:rStyle w:val="NormalTok"/>
-        </w:rPr>
-        <w:t xml:space="preserve">    </w:t>
-      </w:r>
-      <w:r>
-        <w:rPr>
-          <w:rStyle w:val="OperatorTok"/>
-        </w:rPr>
-        <w:t xml:space="preserve">-</w:t>
-      </w:r>
-      <w:r>
-        <w:rPr>
-          <w:rStyle w:val="NormalTok"/>
-        </w:rPr>
-        <w:t xml:space="preserve">ProjectId      </w:t>
-      </w:r>
-      <w:r>
-        <w:rPr>
-          <w:rStyle w:val="StringTok"/>
-        </w:rPr>
-        <w:t xml:space="preserve">"12345"</w:t>
-      </w:r>
-      <w:r>
-        <w:rPr>
-          <w:rStyle w:val="NormalTok"/>
-        </w:rPr>
-        <w:t xml:space="preserve"> `</w:t>
-      </w:r>
-      <w:r>
-        <w:br/>
-      </w:r>
-      <w:r>
-        <w:rPr>
-          <w:rStyle w:val="NormalTok"/>
-        </w:rPr>
-        <w:t xml:space="preserve">    </w:t>
-      </w:r>
-      <w:r>
-        <w:rPr>
-          <w:rStyle w:val="OperatorTok"/>
-        </w:rPr>
-        <w:t xml:space="preserve">-</w:t>
-      </w:r>
-      <w:r>
-        <w:rPr>
-          <w:rStyle w:val="NormalTok"/>
-        </w:rPr>
-        <w:t xml:space="preserve">TriggerToken   </w:t>
-      </w:r>
-      <w:r>
-        <w:rPr>
-          <w:rStyle w:val="StringTok"/>
-        </w:rPr>
-        <w:t xml:space="preserve">"glptt-xxxxxxxxxxxx"</w:t>
-      </w:r>
-      <w:r>
-        <w:rPr>
-          <w:rStyle w:val="NormalTok"/>
-        </w:rPr>
-        <w:t xml:space="preserve"> `</w:t>
-      </w:r>
-      <w:r>
-        <w:br/>
-      </w:r>
-      <w:r>
-        <w:rPr>
-          <w:rStyle w:val="NormalTok"/>
-        </w:rPr>
-        <w:t xml:space="preserve">    </w:t>
-      </w:r>
-      <w:r>
-        <w:rPr>
-          <w:rStyle w:val="OperatorTok"/>
-        </w:rPr>
-        <w:t xml:space="preserve">-</w:t>
-      </w:r>
-      <w:r>
-        <w:rPr>
-          <w:rStyle w:val="NormalTok"/>
-        </w:rPr>
-        <w:t xml:space="preserve">GitRef         </w:t>
-      </w:r>
-      <w:r>
-        <w:rPr>
-          <w:rStyle w:val="StringTok"/>
-        </w:rPr>
-        <w:t xml:space="preserve">"main"</w:t>
-      </w:r>
-      <w:r>
-        <w:rPr>
-          <w:rStyle w:val="NormalTok"/>
-        </w:rPr>
-        <w:t xml:space="preserve"> `</w:t>
-      </w:r>
-      <w:r>
-        <w:br/>
-      </w:r>
-      <w:r>
-        <w:rPr>
-          <w:rStyle w:val="NormalTok"/>
-        </w:rPr>
-        <w:t xml:space="preserve">    </w:t>
-      </w:r>
-      <w:r>
-        <w:rPr>
-          <w:rStyle w:val="OperatorTok"/>
-        </w:rPr>
-        <w:t xml:space="preserve">-</w:t>
-      </w:r>
-      <w:r>
-        <w:rPr>
-          <w:rStyle w:val="NormalTok"/>
-        </w:rPr>
-        <w:t xml:space="preserve">JobToken       </w:t>
+        <w:t xml:space="preserve">CallbackUrl </w:t>
       </w:r>
       <w:r>
         <w:rPr>
           <w:rStyle w:val="VariableTok"/>
         </w:rPr>
-        <w:t xml:space="preserve">$env</w:t>
-      </w:r>
-      <w:r>
-        <w:rPr>
-          <w:rStyle w:val="OperatorTok"/>
-        </w:rPr>
-        <w:t xml:space="preserve">:</w:t>
-      </w:r>
-      <w:r>
-        <w:rPr>
-          <w:rStyle w:val="VariableTok"/>
-        </w:rPr>
-        <w:t xml:space="preserve">GITLAB_JOB_TOKEN</w:t>
-      </w:r>
-      <w:r>
-        <w:rPr>
-          <w:rStyle w:val="NormalTok"/>
-        </w:rPr>
-        <w:t xml:space="preserve"> `</w:t>
-      </w:r>
-      <w:r>
-        <w:br/>
-      </w:r>
-      <w:r>
-        <w:rPr>
-          <w:rStyle w:val="NormalTok"/>
-        </w:rPr>
-        <w:t xml:space="preserve">    </w:t>
-      </w:r>
-      <w:r>
-        <w:rPr>
-          <w:rStyle w:val="OperatorTok"/>
-        </w:rPr>
-        <w:t xml:space="preserve">-</w:t>
-      </w:r>
-      <w:r>
-        <w:rPr>
-          <w:rStyle w:val="NormalTok"/>
-        </w:rPr>
-        <w:t xml:space="preserve">TimeoutSeconds </w:t>
-      </w:r>
-      <w:r>
-        <w:rPr>
-          <w:rStyle w:val="DecValTok"/>
-        </w:rPr>
-        <w:t xml:space="preserve">600</w:t>
+        <w:t xml:space="preserve">$null</w:t>
+      </w:r>
+    </w:p>
+    <w:bookmarkEnd w:id="19"/>
+    <w:bookmarkStart w:id="20" w:name="sec15"/>
+    <w:p>
+      <w:pPr>
+        <w:pStyle w:val="Heading3"/>
+      </w:pPr>
+      <w:r>
+        <w:t xml:space="preserve">Control-layer integration (recommended)</w:t>
       </w:r>
     </w:p>
     <w:p>
@@ -3763,19 +3769,7 @@
         <w:pStyle w:val="FirstParagraph"/>
       </w:pPr>
       <w:r>
-        <w:t xml:space="preserve">The function:</w:t>
-      </w:r>
-    </w:p>
-    <w:p>
-      <w:pPr>
-        <w:pStyle w:val="Compact"/>
-        <w:numPr>
-          <w:ilvl w:val="0"/>
-          <w:numId w:val="1005"/>
-        </w:numPr>
-      </w:pPr>
-      <w:r>
-        <w:t xml:space="preserve">POSTs to</w:t>
+        <w:t xml:space="preserve">The</w:t>
       </w:r>
       <w:r>
         <w:t xml:space="preserve"> </w:t>
@@ -3784,25 +3778,13 @@
         <w:rPr>
           <w:rStyle w:val="VerbatimChar"/>
         </w:rPr>
-        <w:t xml:space="preserve">/trigger/pipeline</w:t>
-      </w:r>
-      <w:r>
-        <w:t xml:space="preserve"> </w:t>
-      </w:r>
-      <w:r>
-        <w:t xml:space="preserve">with the parameters encoded.</w:t>
-      </w:r>
-    </w:p>
-    <w:p>
-      <w:pPr>
-        <w:pStyle w:val="Compact"/>
-        <w:numPr>
-          <w:ilvl w:val="0"/>
-          <w:numId w:val="1005"/>
-        </w:numPr>
-      </w:pPr>
-      <w:r>
-        <w:t xml:space="preserve">Optionally polls the pipeline status by ID (via the</w:t>
+        <w:t xml:space="preserve">Run-GitLab</w:t>
+      </w:r>
+      <w:r>
+        <w:t xml:space="preserve"> </w:t>
+      </w:r>
+      <w:r>
+        <w:t xml:space="preserve">and</w:t>
       </w:r>
       <w:r>
         <w:t xml:space="preserve"> </w:t>
@@ -3811,245 +3793,13 @@
         <w:rPr>
           <w:rStyle w:val="VerbatimChar"/>
         </w:rPr>
-        <w:t xml:space="preserve">Wait-GitLabMaintenanceResult</w:t>
-      </w:r>
-      <w:r>
-        <w:t xml:space="preserve"> </w:t>
-      </w:r>
-      <w:r>
-        <w:t xml:space="preserve">helper, using</w:t>
-      </w:r>
-      <w:r>
-        <w:t xml:space="preserve"> </w:t>
-      </w:r>
-      <w:r>
-        <w:rPr>
-          <w:rStyle w:val="VerbatimChar"/>
-        </w:rPr>
-        <w:t xml:space="preserve">GITLAB_JOB_TOKEN</w:t>
-      </w:r>
-      <w:r>
-        <w:t xml:space="preserve">).</w:t>
-      </w:r>
-    </w:p>
-    <w:p>
-      <w:pPr>
-        <w:pStyle w:val="Compact"/>
-        <w:numPr>
-          <w:ilvl w:val="0"/>
-          <w:numId w:val="1005"/>
-        </w:numPr>
-      </w:pPr>
-      <w:r>
-        <w:t xml:space="preserve">Optionally sends a completion callback to</w:t>
-      </w:r>
-      <w:r>
-        <w:t xml:space="preserve"> </w:t>
-      </w:r>
-      <w:r>
-        <w:rPr>
-          <w:rStyle w:val="VerbatimChar"/>
-        </w:rPr>
-        <w:t xml:space="preserve">MAINTENANCE_CALLBACK_URL</w:t>
-      </w:r>
-      <w:r>
-        <w:t xml:space="preserve">.</w:t>
-      </w:r>
-    </w:p>
-    <w:p>
-      <w:pPr>
-        <w:pStyle w:val="Compact"/>
-        <w:numPr>
-          <w:ilvl w:val="0"/>
-          <w:numId w:val="1005"/>
-        </w:numPr>
-      </w:pPr>
-      <w:r>
-        <w:t xml:space="preserve">Returns a result hashtable with</w:t>
-      </w:r>
-      <w:r>
-        <w:t xml:space="preserve"> </w:t>
-      </w:r>
-      <w:r>
-        <w:rPr>
-          <w:rStyle w:val="VerbatimChar"/>
-        </w:rPr>
-        <w:t xml:space="preserve">success</w:t>
-      </w:r>
-      <w:r>
-        <w:t xml:space="preserve">,</w:t>
-      </w:r>
-      <w:r>
-        <w:t xml:space="preserve"> </w:t>
-      </w:r>
-      <w:r>
-        <w:rPr>
-          <w:rStyle w:val="VerbatimChar"/>
-        </w:rPr>
-        <w:t xml:space="preserve">pipeline_id</w:t>
-      </w:r>
-      <w:r>
-        <w:t xml:space="preserve">,</w:t>
-      </w:r>
-      <w:r>
-        <w:t xml:space="preserve"> </w:t>
-      </w:r>
-      <w:r>
-        <w:rPr>
-          <w:rStyle w:val="VerbatimChar"/>
-        </w:rPr>
-        <w:t xml:space="preserve">web_url</w:t>
-      </w:r>
-      <w:r>
-        <w:t xml:space="preserve">, and</w:t>
-      </w:r>
-      <w:r>
-        <w:t xml:space="preserve"> </w:t>
-      </w:r>
-      <w:r>
-        <w:rPr>
-          <w:rStyle w:val="VerbatimChar"/>
-        </w:rPr>
-        <w:t xml:space="preserve">status</w:t>
-      </w:r>
-      <w:r>
-        <w:t xml:space="preserve">.</w:t>
-      </w:r>
-    </w:p>
-    <w:p>
-      <w:pPr>
-        <w:pStyle w:val="FirstParagraph"/>
-      </w:pPr>
-      <w:r>
-        <w:t xml:space="preserve">To run without blocking (fire-and-forget), pass</w:t>
-      </w:r>
-      <w:r>
-        <w:t xml:space="preserve"> </w:t>
-      </w:r>
-      <w:r>
-        <w:rPr>
-          <w:rStyle w:val="VerbatimChar"/>
-        </w:rPr>
-        <w:t xml:space="preserve">$null</w:t>
-      </w:r>
-      <w:r>
-        <w:t xml:space="preserve"> </w:t>
-      </w:r>
-      <w:r>
-        <w:t xml:space="preserve">for</w:t>
-      </w:r>
-      <w:r>
-        <w:t xml:space="preserve"> </w:t>
-      </w:r>
-      <w:r>
-        <w:rPr>
-          <w:rStyle w:val="VerbatimChar"/>
-        </w:rPr>
-        <w:t xml:space="preserve">-CallbackUrl</w:t>
-      </w:r>
-      <w:r>
-        <w:t xml:space="preserve">:</w:t>
-      </w:r>
-    </w:p>
-    <w:p>
-      <w:pPr>
-        <w:pStyle w:val="SourceCode"/>
-      </w:pPr>
-      <w:r>
-        <w:rPr>
-          <w:rStyle w:val="NormalTok"/>
-        </w:rPr>
-        <w:t xml:space="preserve">Send-GitLabMaintenanceRequest </w:t>
-      </w:r>
-      <w:r>
-        <w:rPr>
-          <w:rStyle w:val="OperatorTok"/>
-        </w:rPr>
-        <w:t xml:space="preserve">-</w:t>
-      </w:r>
-      <w:r>
-        <w:rPr>
-          <w:rStyle w:val="NormalTok"/>
-        </w:rPr>
-        <w:t xml:space="preserve">Action enable </w:t>
-      </w:r>
-      <w:r>
-        <w:rPr>
-          <w:rStyle w:val="OperatorTok"/>
-        </w:rPr>
-        <w:t xml:space="preserve">-</w:t>
-      </w:r>
-      <w:r>
-        <w:rPr>
-          <w:rStyle w:val="NormalTok"/>
-        </w:rPr>
-        <w:t xml:space="preserve">TargetId CLU-CLUSTER-01 </w:t>
-      </w:r>
-      <w:r>
-        <w:rPr>
-          <w:rStyle w:val="OperatorTok"/>
-        </w:rPr>
-        <w:t xml:space="preserve">-</w:t>
-      </w:r>
-      <w:r>
-        <w:rPr>
-          <w:rStyle w:val="NormalTok"/>
-        </w:rPr>
-        <w:t xml:space="preserve">CallbackUrl </w:t>
-      </w:r>
-      <w:r>
-        <w:rPr>
-          <w:rStyle w:val="VariableTok"/>
-        </w:rPr>
-        <w:t xml:space="preserve">$null</w:t>
-      </w:r>
-    </w:p>
-    <w:bookmarkEnd w:id="19"/>
-    <w:bookmarkStart w:id="20" w:name="sec16"/>
-    <w:p>
-      <w:pPr>
-        <w:pStyle w:val="Heading3"/>
-      </w:pPr>
-      <w:r>
-        <w:t xml:space="preserve">Control-layer integration (recommended)</w:t>
-      </w:r>
-    </w:p>
-    <w:p>
-      <w:pPr>
-        <w:pStyle w:val="FirstParagraph"/>
-      </w:pPr>
-      <w:r>
-        <w:t xml:space="preserve">The</w:t>
-      </w:r>
-      <w:r>
-        <w:t xml:space="preserve"> </w:t>
-      </w:r>
-      <w:r>
-        <w:rPr>
-          <w:rStyle w:val="VerbatimChar"/>
-        </w:rPr>
-        <w:t xml:space="preserve">Run-GitLab</w:t>
-      </w:r>
-      <w:r>
-        <w:t xml:space="preserve"> </w:t>
-      </w:r>
-      <w:r>
-        <w:t xml:space="preserve">and</w:t>
-      </w:r>
-      <w:r>
-        <w:t xml:space="preserve"> </w:t>
-      </w:r>
-      <w:r>
-        <w:rPr>
-          <w:rStyle w:val="VerbatimChar"/>
-        </w:rPr>
         <w:t xml:space="preserve">New-GitLabCtrl</w:t>
       </w:r>
       <w:r>
         <w:t xml:space="preserve"> </w:t>
       </w:r>
       <w:r>
-        <w:t xml:space="preserve">send-cmdlets in the</w:t>
+        <w:t xml:space="preserve">cmdlets in the</w:t>
       </w:r>
       <w:r>
         <w:t xml:space="preserve"> </w:t>
@@ -4089,7 +3839,7 @@
         <w:t xml:space="preserve"> </w:t>
       </w:r>
       <w:r>
-        <w:t xml:space="preserve">as another stop in the standard poller loop:</w:t>
+        <w:t xml:space="preserve">as a stop in the standard poller loop:</w:t>
       </w:r>
     </w:p>
     <w:p>
@@ -4172,18 +3922,6 @@
         <w:br/>
       </w:r>
       <w:r>
-        <w:br/>
-      </w:r>
-      <w:r>
-        <w:rPr>
-          <w:rStyle w:val="CommentTok"/>
-        </w:rPr>
-        <w:t xml:space="preserve"># Factory pattern {#sec17}</w:t>
-      </w:r>
-      <w:r>
-        <w:br/>
-      </w:r>
-      <w:r>
         <w:rPr>
           <w:rStyle w:val="VariableTok"/>
         </w:rPr>
@@ -4344,7 +4082,7 @@
       </w:r>
     </w:p>
     <w:bookmarkEnd w:id="20"/>
-    <w:bookmarkStart w:id="21" w:name="sec18"/>
+    <w:bookmarkStart w:id="21" w:name="sec16"/>
     <w:p>
       <w:pPr>
         <w:pStyle w:val="Heading3"/>
@@ -4373,19 +4111,7 @@
         <w:t xml:space="preserve"> </w:t>
       </w:r>
       <w:r>
-        <w:t xml:space="preserve">to any path (function call or trigger payload) to walk the</w:t>
-      </w:r>
-      <w:r>
-        <w:t xml:space="preserve"> </w:t>
-      </w:r>
-      <w:r>
-        <w:t xml:space="preserve">enable/disable path with real-time logs and audit records while skipping all</w:t>
-      </w:r>
-      <w:r>
-        <w:t xml:space="preserve"> </w:t>
-      </w:r>
-      <w:r>
-        <w:t xml:space="preserve">subsystem mutations.</w:t>
+        <w:t xml:space="preserve">to any path to walk the enable/disable flow with real-time logs and audit records while skipping all subsystem mutations.</w:t>
       </w:r>
     </w:p>
     <w:p>
@@ -4456,7 +4182,7 @@
     </w:p>
     <w:bookmarkEnd w:id="21"/>
     <w:bookmarkEnd w:id="22"/>
-    <w:bookmarkStart w:id="23" w:name="sec19"/>
+    <w:bookmarkStart w:id="23" w:name="sec17"/>
     <w:p>
       <w:pPr>
         <w:pStyle w:val="Heading2"/>
@@ -4485,7 +4211,7 @@
         <w:t xml:space="preserve"> </w:t>
       </w:r>
       <w:r>
-        <w:t xml:space="preserve">is set in the pipeline CI/CD variables,</w:t>
+        <w:t xml:space="preserve">is set,</w:t>
       </w:r>
       <w:r>
         <w:t xml:space="preserve"> </w:t>
@@ -4500,7 +4226,7 @@
         <w:t xml:space="preserve"> </w:t>
       </w:r>
       <w:r>
-        <w:t xml:space="preserve">POSTs JSON back to that URL on success</w:t>
+        <w:t xml:space="preserve">POSTs JSON on success</w:t>
       </w:r>
       <w:r>
         <w:t xml:space="preserve"> </w:t>
@@ -4516,7 +4242,7 @@
         <w:t xml:space="preserve"> </w:t>
       </w:r>
       <w:r>
-        <w:t xml:space="preserve">on handled failure.</w:t>
+        <w:t xml:space="preserve">handled failure;</w:t>
       </w:r>
       <w:r>
         <w:t xml:space="preserve"> </w:t>
@@ -4531,47 +4257,7 @@
         <w:t xml:space="preserve"> </w:t>
       </w:r>
       <w:r>
-        <w:t xml:space="preserve">does the same from the</w:t>
-      </w:r>
-      <w:r>
-        <w:t xml:space="preserve"> </w:t>
-      </w:r>
-      <w:r>
-        <w:t xml:space="preserve">caller side.</w:t>
-      </w:r>
-    </w:p>
-    <w:p>
-      <w:pPr>
-        <w:pStyle w:val="BodyText"/>
-      </w:pPr>
-      <w:r>
-        <w:rPr>
-          <w:b/>
-          <w:bCs/>
-        </w:rPr>
-        <w:t xml:space="preserve">Callback payload (POST JSON,</w:t>
-      </w:r>
-      <w:r>
-        <w:rPr>
-          <w:b/>
-          <w:bCs/>
-        </w:rPr>
-        <w:t xml:space="preserve"> </w:t>
-      </w:r>
-      <w:r>
-        <w:rPr>
-          <w:rStyle w:val="VerbatimChar"/>
-          <w:b/>
-          <w:bCs/>
-        </w:rPr>
-        <w:t xml:space="preserve">Content-Type: application/json</w:t>
-      </w:r>
-      <w:r>
-        <w:rPr>
-          <w:b/>
-          <w:bCs/>
-        </w:rPr>
-        <w:t xml:space="preserve">):</w:t>
+        <w:t xml:space="preserve">does the same from the caller side.</w:t>
       </w:r>
     </w:p>
     <w:p>
@@ -4904,7 +4590,7 @@
       </w:r>
     </w:p>
     <w:bookmarkEnd w:id="23"/>
-    <w:bookmarkStart w:id="24" w:name="sec20"/>
+    <w:bookmarkStart w:id="24" w:name="sec18"/>
     <w:p>
       <w:pPr>
         <w:pStyle w:val="Heading2"/>
@@ -4918,13 +4604,7 @@
         <w:pStyle w:val="FirstParagraph"/>
       </w:pPr>
       <w:r>
-        <w:t xml:space="preserve">Directly query a pipeline without callbacks using the GitLab Pipelines API</w:t>
-      </w:r>
-      <w:r>
-        <w:t xml:space="preserve"> </w:t>
-      </w:r>
-      <w:r>
-        <w:t xml:space="preserve">(GitLab ≥ 12.3).</w:t>
+        <w:t xml:space="preserve">Query a pipeline directly (GitLab ≥ 12.3):</w:t>
       </w:r>
     </w:p>
     <w:p>
@@ -4933,15 +4613,6 @@
       </w:pPr>
       <w:r>
         <w:rPr>
-          <w:rStyle w:val="CommentTok"/>
-        </w:rPr>
-        <w:t xml:space="preserve"># Requires a job token (CI_JOB_TOKEN) scoped to the pipeline/project {#sec21}</w:t>
-      </w:r>
-      <w:r>
-        <w:br/>
-      </w:r>
-      <w:r>
-        <w:rPr>
           <w:rStyle w:val="VariableTok"/>
         </w:rPr>
         <w:t xml:space="preserve">$Headers</w:t>
@@ -5156,7 +4827,7 @@
         <w:pStyle w:val="FirstParagraph"/>
       </w:pPr>
       <w:r>
-        <w:t xml:space="preserve">Response body:</w:t>
+        <w:t xml:space="preserve">Response:</w:t>
       </w:r>
     </w:p>
     <w:p>
@@ -5582,7 +5253,7 @@
       </w:r>
     </w:p>
     <w:bookmarkEnd w:id="24"/>
-    <w:bookmarkStart w:id="25" w:name="sec22"/>
+    <w:bookmarkStart w:id="25" w:name="sec19"/>
     <w:p>
       <w:pPr>
         <w:pStyle w:val="Heading2"/>
@@ -6158,7 +5829,7 @@
         <w:pStyle w:val="FirstParagraph"/>
       </w:pPr>
       <w:r>
-        <w:t xml:space="preserve">Maintenance scripts resolve the</w:t>
+        <w:t xml:space="preserve">Maintenance scripts resolve</w:t>
       </w:r>
       <w:r>
         <w:t xml:space="preserve"> </w:t>
@@ -6173,13 +5844,7 @@
         <w:t xml:space="preserve"> </w:t>
       </w:r>
       <w:r>
-        <w:t xml:space="preserve">against this catalogue before</w:t>
-      </w:r>
-      <w:r>
-        <w:t xml:space="preserve"> </w:t>
-      </w:r>
-      <w:r>
-        <w:t xml:space="preserve">making any subsystem calls.</w:t>
+        <w:t xml:space="preserve">against this catalogue before any subsystem calls.</w:t>
       </w:r>
     </w:p>
     <w:p>
@@ -6190,7 +5855,7 @@
       </w:r>
     </w:p>
     <w:bookmarkEnd w:id="25"/>
-    <w:bookmarkStart w:id="26" w:name="sec23"/>
+    <w:bookmarkStart w:id="26" w:name="sec20"/>
     <w:p>
       <w:pPr>
         <w:pStyle w:val="Heading2"/>
@@ -6562,7 +6227,7 @@
       </w:r>
     </w:p>
     <w:bookmarkEnd w:id="26"/>
-    <w:bookmarkStart w:id="27" w:name="sec24"/>
+    <w:bookmarkStart w:id="27" w:name="sec21"/>
     <w:p>
       <w:pPr>
         <w:pStyle w:val="Heading2"/>
@@ -6640,7 +6305,7 @@
               <w:pStyle w:val="Compact"/>
             </w:pPr>
             <w:r>
-              <w:t xml:space="preserve">iRequest / webhook runner must reach the GitLab HTTPS API URL</w:t>
+              <w:t xml:space="preserve">iRequest / webhook runner must reach the GitLab HTTPS API</w:t>
             </w:r>
           </w:p>
         </w:tc>
@@ -6707,13 +6372,7 @@
         <w:pStyle w:val="BodyText"/>
       </w:pPr>
       <w:r>
-        <w:t xml:space="preserve">If the GitLab instance uses a self-signed internal CA, the runner must trust</w:t>
-      </w:r>
-      <w:r>
-        <w:t xml:space="preserve"> </w:t>
-      </w:r>
-      <w:r>
-        <w:t xml:space="preserve">that CA or be configured to skip certificate validation (</w:t>
+        <w:t xml:space="preserve">If the GitLab instance uses a self-signed internal CA, the runner must trust it or be configured to skip validation (</w:t>
       </w:r>
       <w:r>
         <w:rPr>
@@ -6751,7 +6410,7 @@
       </w:r>
     </w:p>
     <w:bookmarkEnd w:id="27"/>
-    <w:bookmarkStart w:id="28" w:name="sec25"/>
+    <w:bookmarkStart w:id="28" w:name="sec22"/>
     <w:p>
       <w:pPr>
         <w:pStyle w:val="Heading2"/>
@@ -7534,36 +7193,6 @@
     <w:abstractNumId w:val="991"/>
   </w:num>
   <w:num w:numId="1004">
-    <w:abstractNumId w:val="99411"/>
-    <w:lvlOverride w:ilvl="0">
-      <w:startOverride w:val="1"/>
-    </w:lvlOverride>
-    <w:lvlOverride w:ilvl="1">
-      <w:startOverride w:val="1"/>
-    </w:lvlOverride>
-    <w:lvlOverride w:ilvl="2">
-      <w:startOverride w:val="1"/>
-    </w:lvlOverride>
-    <w:lvlOverride w:ilvl="3">
-      <w:startOverride w:val="1"/>
-    </w:lvlOverride>
-    <w:lvlOverride w:ilvl="4">
-      <w:startOverride w:val="1"/>
-    </w:lvlOverride>
-    <w:lvlOverride w:ilvl="5">
-      <w:startOverride w:val="1"/>
-    </w:lvlOverride>
-    <w:lvlOverride w:ilvl="6">
-      <w:startOverride w:val="1"/>
-    </w:lvlOverride>
-    <w:lvlOverride w:ilvl="7">
-      <w:startOverride w:val="1"/>
-    </w:lvlOverride>
-    <w:lvlOverride w:ilvl="8">
-      <w:startOverride w:val="1"/>
-    </w:lvlOverride>
-  </w:num>
-  <w:num w:numId="1005">
     <w:abstractNumId w:val="99411"/>
     <w:lvlOverride w:ilvl="0">
       <w:startOverride w:val="1"/>
